--- a/maturitni prace.docx
+++ b/maturitni prace.docx
@@ -623,93 +623,75 @@
         <w:rPr>
           <w:noProof/>
         </w:rPr>
-        <w:t>19</w:t>
+        <w:t>23. března 2026</w:t>
+      </w:r>
+      <w:r>
+        <w:fldChar w:fldCharType="end"/>
+      </w:r>
+      <w:r>
+        <w:tab/>
+      </w:r>
+      <w:r>
+        <w:tab/>
+      </w:r>
+      <w:r>
+        <w:tab/>
+      </w:r>
+      <w:r>
+        <w:tab/>
+      </w:r>
+      <w:r>
+        <w:tab/>
+      </w:r>
+      <w:r>
+        <w:tab/>
+        <w:t>podpis autora</w:t>
+      </w:r>
+    </w:p>
+    <w:p>
+      <w:pPr>
+        <w:pStyle w:val="NadpisBezObs"/>
+        <w:spacing w:before="6000"/>
+      </w:pPr>
+      <w:bookmarkStart w:id="7" w:name="_Toc413407054"/>
+      <w:r>
+        <w:t>P</w:t>
+      </w:r>
+      <w:bookmarkEnd w:id="7"/>
+      <w:r>
+        <w:t>ROHLÁŠENÍ</w:t>
+      </w:r>
+    </w:p>
+    <w:p>
+      <w:r>
+        <w:t>Prohlašuji, že jsem tuto práci vypracoval</w:t>
+      </w:r>
+      <w:r>
+        <w:t>/</w:t>
+      </w:r>
+      <w:r>
+        <w:t>a samostatně a uvedl/a v ní všechny prameny, literaturu a ostatní zdroje, které jsem použil/a.</w:t>
+      </w:r>
+    </w:p>
+    <w:p/>
+    <w:p>
+      <w:r>
+        <w:t xml:space="preserve">V Třebíči dne </w:t>
+      </w:r>
+      <w:r>
+        <w:fldChar w:fldCharType="begin"/>
+      </w:r>
+      <w:r>
+        <w:instrText xml:space="preserve"> TIME \@ "d. MMMM yyyy" </w:instrText>
+      </w:r>
+      <w:r>
+        <w:fldChar w:fldCharType="separate"/>
       </w:r>
       <w:r>
         <w:rPr>
           <w:noProof/>
         </w:rPr>
-        <w:t>. března 2026</w:t>
-      </w:r>
-      <w:r>
-        <w:fldChar w:fldCharType="end"/>
-      </w:r>
-      <w:r>
-        <w:tab/>
-      </w:r>
-      <w:r>
-        <w:tab/>
-      </w:r>
-      <w:r>
-        <w:tab/>
-      </w:r>
-      <w:r>
-        <w:tab/>
-      </w:r>
-      <w:r>
-        <w:tab/>
-      </w:r>
-      <w:r>
-        <w:tab/>
-        <w:t>podpis autora</w:t>
-      </w:r>
-    </w:p>
-    <w:p>
-      <w:pPr>
-        <w:pStyle w:val="NadpisBezObs"/>
-        <w:spacing w:before="6000"/>
-      </w:pPr>
-      <w:bookmarkStart w:id="7" w:name="_Toc413407054"/>
-      <w:r>
-        <w:t>P</w:t>
-      </w:r>
-      <w:bookmarkEnd w:id="7"/>
-      <w:r>
-        <w:t>ROHLÁŠENÍ</w:t>
-      </w:r>
-    </w:p>
-    <w:p>
-      <w:r>
-        <w:t>Prohlašuji, že jsem tuto práci vypracoval</w:t>
-      </w:r>
-      <w:r>
-        <w:t>/</w:t>
-      </w:r>
-      <w:r>
-        <w:t>a samostatně a uvedl/a v ní všechny prameny, literaturu a ostatní zdroje, které jsem použil/a.</w:t>
-      </w:r>
-    </w:p>
-    <w:p/>
-    <w:p>
-      <w:r>
-        <w:t xml:space="preserve">V Třebíči dne </w:t>
-      </w:r>
-      <w:r>
-        <w:fldChar w:fldCharType="begin"/>
-      </w:r>
-      <w:r>
-        <w:instrText xml:space="preserve"> TIME \@ "d. MMMM yyyy" </w:instrText>
-      </w:r>
-      <w:r>
-        <w:fldChar w:fldCharType="separate"/>
-      </w:r>
-      <w:r>
-        <w:rPr>
-          <w:noProof/>
-        </w:rPr>
-        <w:t>1</w:t>
-      </w:r>
-      <w:r>
-        <w:rPr>
-          <w:noProof/>
-        </w:rPr>
-        <w:t>9</w:t>
-      </w:r>
-      <w:r>
-        <w:rPr>
-          <w:noProof/>
-        </w:rPr>
-        <w:t>. března 2026</w:t>
+        <w:t>23. března 2026</w:t>
       </w:r>
       <w:r>
         <w:fldChar w:fldCharType="end"/>
@@ -3517,7 +3499,87 @@
         <w:pStyle w:val="Heading1"/>
       </w:pPr>
       <w:r>
+        <w:rPr>
+          <w:noProof/>
+        </w:rPr>
         <w:lastRenderedPageBreak/>
+        <w:drawing>
+          <wp:anchor distT="0" distB="0" distL="114300" distR="114300" simplePos="0" relativeHeight="251663360" behindDoc="1" locked="0" layoutInCell="1" allowOverlap="1" wp14:anchorId="1B2EA754" wp14:editId="669BE706">
+            <wp:simplePos x="0" y="0"/>
+            <wp:positionH relativeFrom="page">
+              <wp:posOffset>4476750</wp:posOffset>
+            </wp:positionH>
+            <wp:positionV relativeFrom="page">
+              <wp:align>top</wp:align>
+            </wp:positionV>
+            <wp:extent cx="1724025" cy="1460029"/>
+            <wp:effectExtent l="0" t="0" r="0" b="1016635"/>
+            <wp:wrapNone/>
+            <wp:docPr id="212251058" name="Picture 4"/>
+            <wp:cNvGraphicFramePr>
+              <a:graphicFrameLocks xmlns:a="http://schemas.openxmlformats.org/drawingml/2006/main" noChangeAspect="1"/>
+            </wp:cNvGraphicFramePr>
+            <a:graphic xmlns:a="http://schemas.openxmlformats.org/drawingml/2006/main">
+              <a:graphicData uri="http://schemas.openxmlformats.org/drawingml/2006/picture">
+                <pic:pic xmlns:pic="http://schemas.openxmlformats.org/drawingml/2006/picture">
+                  <pic:nvPicPr>
+                    <pic:cNvPr id="0" name="Picture 2"/>
+                    <pic:cNvPicPr>
+                      <a:picLocks noChangeAspect="1" noChangeArrowheads="1"/>
+                    </pic:cNvPicPr>
+                  </pic:nvPicPr>
+                  <pic:blipFill>
+                    <a:blip r:embed="rId11" cstate="print">
+                      <a:alphaModFix amt="26000"/>
+                      <a:extLst>
+                        <a:ext uri="{BEBA8EAE-BF5A-486C-A8C5-ECC9F3942E4B}">
+                          <a14:imgProps xmlns:a14="http://schemas.microsoft.com/office/drawing/2010/main">
+                            <a14:imgLayer r:embed="rId12">
+                              <a14:imgEffect>
+                                <a14:sharpenSoften amount="100000"/>
+                              </a14:imgEffect>
+                              <a14:imgEffect>
+                                <a14:brightnessContrast bright="30000"/>
+                              </a14:imgEffect>
+                            </a14:imgLayer>
+                          </a14:imgProps>
+                        </a:ext>
+                        <a:ext uri="{28A0092B-C50C-407E-A947-70E740481C1C}">
+                          <a14:useLocalDpi xmlns:a14="http://schemas.microsoft.com/office/drawing/2010/main" val="0"/>
+                        </a:ext>
+                      </a:extLst>
+                    </a:blip>
+                    <a:srcRect/>
+                    <a:stretch>
+                      <a:fillRect/>
+                    </a:stretch>
+                  </pic:blipFill>
+                  <pic:spPr bwMode="auto">
+                    <a:xfrm>
+                      <a:off x="0" y="0"/>
+                      <a:ext cx="1724025" cy="1460029"/>
+                    </a:xfrm>
+                    <a:prstGeom prst="rect">
+                      <a:avLst/>
+                    </a:prstGeom>
+                    <a:noFill/>
+                    <a:effectLst>
+                      <a:reflection stA="93000" endPos="65000" dist="50800" dir="5400000" sy="-100000" algn="bl" rotWithShape="0"/>
+                    </a:effectLst>
+                  </pic:spPr>
+                </pic:pic>
+              </a:graphicData>
+            </a:graphic>
+            <wp14:sizeRelH relativeFrom="margin">
+              <wp14:pctWidth>0</wp14:pctWidth>
+            </wp14:sizeRelH>
+            <wp14:sizeRelV relativeFrom="margin">
+              <wp14:pctHeight>0</wp14:pctHeight>
+            </wp14:sizeRelV>
+          </wp:anchor>
+        </w:drawing>
+      </w:r>
+      <w:r>
         <w:t>Teoretická část</w:t>
       </w:r>
     </w:p>
@@ -3526,7 +3588,20 @@
         <w:pStyle w:val="Heading2"/>
       </w:pPr>
       <w:r>
-        <w:t>Historie a původ karetní paměťové hry</w:t>
+        <w:t>Historický a kognitivní kontext her na procvičení paměti</w:t>
+      </w:r>
+    </w:p>
+    <w:p>
+      <w:r>
+        <w:t>Pexeso se dnes řadí do klasických stolních her. Jeho zařazení do paměťových her má hlubší teoretický základ. Paměťové hry obecně slouží jako nástroj pro trénink krátkodobé a vizuální paměti. V kontextu vývoje softwaru je pochopení samotného principu naprosto klíčové, protože protože definuje logiku, kterou bude muset budoucí aplikace replikovat. Hra nevyžaduje složité strategické plánování, ale spoléhá se výhradně na schopnost hráče udržet v paměti pozici a identitu skrytých prvků.</w:t>
+      </w:r>
+    </w:p>
+    <w:p>
+      <w:pPr>
+        <w:pStyle w:val="Heading2"/>
+      </w:pPr>
+      <w:r>
+        <w:t>Původ hry a její základní mechanismy</w:t>
       </w:r>
     </w:p>
     <w:p>
@@ -3534,18 +3609,7 @@
         <w:pStyle w:val="Pokraovn"/>
       </w:pPr>
       <w:r>
-        <w:t>Historie paměťových her založených na principu hledání skrytých párů sahá hluboko do minulosti a je úzce spjata s vývojem lidské snahy o trénink kognitivních schopností. První doložitelné zmínky o hrách tohoto typu pocházejí z Japonska z období Heian, tedy zhruba z dvanáctého století. Původní hra nesla název Kai-awase a nehrála se s papírovými kartami, nýbrž s mořskými mušlemi. Vnitřní strany těchto mušlí byly precizně malovány výjevy z přírody, literárními texty nebo historickými scénami. Úkolem hráčů bylo najít dvě poloviny mušle, které k sobě logicky a vizuálně patřily. Tento koncept se v japonské kultuře udržel po staletí a postupně se transformoval do podoby papírových karet.</w:t>
-      </w:r>
-      <w:r>
-        <w:t xml:space="preserve"> </w:t>
-      </w:r>
-    </w:p>
-    <w:p>
-      <w:r>
-        <w:t>V západní civilizaci se paměťové hry začaly formovat do modernější podoby v průběhu devatenáctého a dvacátého století. Ve Velké Británii a Spojených státech amerických se tento typ hry začal označovat termínem Pelmanism. Tento název byl odvozen od Pelmanova institutu, který byl založen v Londýně v roce 1899 a zabýval se vývojem a prodejem systémů pro trénink paměti a mentálních schopností. Pelmanův systém využíval hledání karetních párů jako jedno ze svých základních cvičení, což vedlo k masové popularizaci tohoto herního mechanismu v anglosaském světě. V jiných regionech se hra uchytila pod zjednodušenými názvy jako Memory (Paměť) nebo Pairs (Páry). První masově tištěné a komerčně úspěšné verze s dedikovanými obrázky, které nebyly pouze standardními hracími kartami, začaly vydávat evropské hračkářské společnosti v polovině dvacátého století.</w:t>
-      </w:r>
-      <w:r>
-        <w:t xml:space="preserve"> </w:t>
+        <w:t>Původ názvu pexeso je opravdu zajímavý. Zatímco ve světě je tento koncept hry spojený s pojmy jako je paměť nebo páry či trojce, v zemích bývalého československa není tato hra známá jinak než Pexeso. Tento pojem vytvořil v 60. letech 20. století umělec Zdeněk Princ a název je akronym pro "pekelně se soustřeď".</w:t>
       </w:r>
       <w:r>
         <w:fldChar w:fldCharType="begin"/>
@@ -3564,21 +3628,85 @@
       </w:r>
     </w:p>
     <w:p>
-      <w:r>
-        <w:t xml:space="preserve">Zásadní historický zlom v lokálním kontextu České republiky a Slovenska představuje vznik samotného slova pexeso. Tento termín nepochází z žádného cizího jazyka, ale jedná se o původní český akronym, který vytvořil v roce 1965 Zdeněk Princ. V té době Československá televize vysílala vědomostní a soutěžní pořad s názvem Pekelně se soustřeď. Zdeněk Princ, tehdejší zaměstnanec nakladatelství Pressfoto, dostal za úkol vytvořit pro tento pořad doprovodnou stolní hru. Využil známý mechanismus hledání párů a hru pojmenoval zkratkou z názvu pořadu, tedy PE-XE-SO. První vydání této hry obsahovalo motivy z populárních knih Karla Maye, konkrétně postavy a scény z příběhů o Vinnetouovi. Náklad se vyprodal nečekanou rychlostí a z pexesa se stal </w:t>
-      </w:r>
-      <w:r>
-        <w:lastRenderedPageBreak/>
-        <w:t>celospolečenský fenomén. Samotný název v průběhu následujících desetiletí zlidověl natolik, že se stal obecným označením pro jakoukoliv karetní hru založenou na hledání shodných obrázků, čímž z lingvistického hlediska získal status apelativa.</w:t>
-      </w:r>
-    </w:p>
-    <w:p/>
+      <w:pPr>
+        <w:pStyle w:val="Pokraovn"/>
+      </w:pPr>
+    </w:p>
+    <w:p>
+      <w:pPr>
+        <w:pStyle w:val="Pokraovn"/>
+      </w:pPr>
+    </w:p>
+    <w:p>
+      <w:pPr>
+        <w:pStyle w:val="Pokraovn"/>
+      </w:pPr>
+      <w:r>
+        <w:t>Z teoretického hlediska je mechanismus hry definován konečnou množinou prvků (karet), které jsou spárovány do dvojic. V této digitální verzi ale mám tři, takže trojici pičo. Tyto prvky jsou na začátku hry náhodně rozmístěny na definované matici a skryty před zrakem hráče. Základní herní smyčka se skládá z interakce, při které hráč odhalí vždy právě dva prvky. Pokud jsou identické, jsou z herního plánu odstraněny nebo označeny jako nalezené. Pokud se neshodují, vrací se do původního skrytého stavu. Tato jednoduchá smyčka představuje pro programátora klasický problém stavového automatu, který musí neustále hlídat, v jaké fázi tahu se uživatel právě nachází.</w:t>
+      </w:r>
+    </w:p>
+    <w:p>
+      <w:pPr>
+        <w:spacing w:before="0" w:after="160" w:line="259" w:lineRule="auto"/>
+        <w:jc w:val="left"/>
+      </w:pPr>
+      <w:r>
+        <w:br w:type="page"/>
+      </w:r>
+    </w:p>
+    <w:p>
+      <w:pPr>
+        <w:pStyle w:val="Pokraovn"/>
+      </w:pPr>
+    </w:p>
     <w:p>
       <w:pPr>
         <w:pStyle w:val="Heading2"/>
       </w:pPr>
       <w:r>
-        <w:t>Psychologický a kognitivní přínos herního mechanismu</w:t>
+        <w:t>Převedení do digitální podoby</w:t>
+      </w:r>
+    </w:p>
+    <w:p>
+      <w:pPr>
+        <w:pStyle w:val="Pokraovn"/>
+      </w:pPr>
+      <w:r>
+        <w:t>Zatímco tradiční stolní hra spoléhá na fyzickou manipulaci s papírovými kartami a vizuální kontrolu pravidel samotnými hráči, přesun tohoto konceptu do digitálního prostředí vyžaduje kompletní transformaci mechanik do softwarových procesů. V digitální podobě přebírá roli rozhodčího samotná aplikace, což s sebou nese nutnost exaktní definice všech myslitelných stavů, do kterých se hra může dostat.</w:t>
+      </w:r>
+    </w:p>
+    <w:p>
+      <w:pPr>
+        <w:pStyle w:val="Heading2"/>
+      </w:pPr>
+      <w:r>
+        <w:t>Teorie datových struktur a algoritmy míchání</w:t>
+      </w:r>
+    </w:p>
+    <w:p>
+      <w:r>
+        <w:t>Kvalita a spravedlnost digitální hry závisí na tom, jak efektivně dokáže systém pracovat s daty a jak kvalitně dokáže nasimulovat náhodnost, která je pro hry paměťového typu naprosto klíčová.</w:t>
+      </w:r>
+    </w:p>
+    <w:p>
+      <w:pPr>
+        <w:pStyle w:val="Heading3"/>
+      </w:pPr>
+      <w:r>
+        <w:t>Volba vhodných datových struktur</w:t>
+      </w:r>
+    </w:p>
+    <w:p>
+      <w:r>
+        <w:t>Každá digitální karta musí být v paměti počítače nějakým způsobem reprezentována. Z teoretického hlediska se pro správu herního plánu využívají jednorozměrná nebo dvourozměrná pole a kolekce (například seznamy). Seznamy (Lists) jsou preferovány pro svou dynamičnost – lze do nich prvky snadno přidávat, odebírat je nebo je procházet. Karta jako taková je obvykle definována jako objekt, který v sobě nese několik základních atributů: svůj unikátní identifikátor (který určuje, ke které trojici patří), informaci o tom, zda je aktuálně skrytá či viditelná, a referenci na grafický symbol. Pro běh hry jsou nutné oddělené datové struktury: jedna udržuje přehled o všech kartách na ploše, zatímco druhá, mnohem menší dočasná kolekce, uchovává pouze ty karty, které hráč v daném tahu aktuálně vybral k porovnání.</w:t>
+      </w:r>
+    </w:p>
+    <w:p>
+      <w:pPr>
+        <w:pStyle w:val="Heading3"/>
+      </w:pPr>
+      <w:r>
+        <w:t>Binární serializace jako nástroj bezpečnosti a výkonu</w:t>
       </w:r>
     </w:p>
     <w:p>
@@ -3588,89 +3716,12 @@
         </w:rPr>
       </w:pPr>
       <w:r>
-        <w:t>Paměťová hra typu pexeso představuje z pohledu vývojové psychologie a kognitivní neurovědy vysoce efektivní nástroj pro stimulaci a rozvoj mozkových funkcí. Nejedná se pouze o volnočasovou aktivitu, ale o strukturovaný kognitivní trénink, který primárně cílí na vizuálně-prostorovou paměť a exekutivní funkce mozku. V rámci Baddeleyho modelu pracovní paměti pexeso aktivuje takzvaný vizuálně-prostorový náčrtník, což je subsystém zodpovědný za dočasné uchovávání a manipulaci s vizuálními informacemi a informacemi o poloze objektů v prostoru. Během herní partie musí hráč neustále aktualizovat mentální mapu herního pole, do které zapisuje nově získané informace o identitě a souřadnicích odhalených karet.</w:t>
-      </w:r>
-    </w:p>
-    <w:p>
-      <w:r>
-        <w:t>Zásadním psychologickým prvkem je nutnost udržení dlouhodobé koncentrace a cílené pozornosti. Na rozdíl od mnoha moderních digitálních her, které stimulují mozek neustálým přívalem rychlých akcí a dopaminových odměn, pexeso vyžaduje klidné, systematické a analytické myšlení. Hráč musí aplikovat strategie kódování informací. Zatímco začínající hráči se spoléhají na hrubé vizuální vjemy, pokročilí hráči využívají mnemotechnické pomůcky, asociace a verbální překódování, kdy si vizuální symbol na kartě pojmenují a spojí si ho s přesnou geometrickou pozicí v matici herního pole. Tento proces prokazatelně posiluje synaptické spoje v hippocampu, což je část mozku klíčová pro transformaci krátkodobých vzpomínek do paměti dlouhodobé.</w:t>
-      </w:r>
-    </w:p>
-    <w:p>
-      <w:r>
-        <w:t xml:space="preserve">Přínos tohoto herního mechanismu je diferencován podle věkových skupin. U dětí v předškolním a mladším školním věku slouží pexeso jako primární nástroj pro rozvoj neuroplasticity. Pomáhá budovat základy pro logické myšlení, učí děti pravidlům střídání tahů, zvládání frustrace z neúspěchu a pochopení příčinných souvislostí. Děti si prostřednictvím hry zlepšují jemnou motoriku a učí se kategorizovat objekty podle barev, tvarů či významu. V kontextu dospělé a zejména seniorské populace má pak hra zcela odlišný, avšak neméně důležitý psychologický rozměr. Pravidelný kognitivní </w:t>
-      </w:r>
-      <w:r>
-        <w:lastRenderedPageBreak/>
-        <w:t>trénink tohoto typu funguje jako prevence proti neurodegenerativním onemocněním, jako je Alzheimerova choroba či jiné formy stařecké demence. Udržování aktivní pracovní paměti pomáhá zpomalovat přirozený kognitivní úbytek spojený se stárnutím organismu a udržuje mentální agilitu.</w:t>
-      </w:r>
-    </w:p>
-    <w:p>
-      <w:pPr>
-        <w:pStyle w:val="Heading2"/>
-      </w:pPr>
-      <w:r>
-        <w:t>Analýza pravidel a formální struktura hry</w:t>
-      </w:r>
-    </w:p>
-    <w:p>
-      <w:pPr>
-        <w:rPr>
-          <w:color w:val="auto"/>
-        </w:rPr>
-      </w:pPr>
-      <w:r>
-        <w:t>Z hlediska teorie her lze pexeso definovat jako sekvenční tahovou hru s neúplnou informací, která postupným odhalováním prvků přechází do stavu hry s úplnou informací. Standardní formální model vyžaduje set karet, jehož celkový počet je sudý a skládá se z přesně definovaných dvojic. Na začátku každé partie je míra entropie, neboli informační neurčitosti, na svém absolutním maximu. Karty jsou zamíchány a rozloženy do ortogonální mřížky rubovou stranou nahoru. V tomto počátečním stavu je herní systém plně stochastický, což znamená, že první tahy nezávisí na logické dedukci, ale výhradně na náhodě a pravděpodobnosti.</w:t>
-      </w:r>
-    </w:p>
-    <w:p>
-      <w:r>
-        <w:t>Základní stavový automat herní smyčky je definován cyklickým střídáním tahů mezi zúčastněnými entitami. Aktivní hráč v jednom tahu odhalí specifikovaný počet karet. Pravidla striktně vyžadují, aby odhalené vizuální informace byly v momentě otočení přístupné všem účastníkům partie, čímž je zaručena spravedlivá distribuce informací do systému. Následuje evaluační fáze. Pokud množina odhalených prvků vykazuje absolutní identitu v primárním rozpoznávacím znaku, hráč tyto prvky odstraňuje z herní matice, inkrementuje své skóre a získává právo na další tah. Pokud je podmínka identity nesplněna, dochází k penalizaci ve formě ztráty tahu. Odhalené karty se vrací do původního skrytého stavu a právo interakce přechází na oponenta. Hra končí v okamžiku, kdy je množina zbývajících karet na hrací ploše prázdná.</w:t>
-      </w:r>
-    </w:p>
-    <w:p>
-      <w:r>
-        <w:t xml:space="preserve">Tato pravidla jsou nicméně otevřena algoritmickým modifikacím. Příkladem je rozšířená varianta implementovaná v moderních adaptacích, která modifikuje podmínku vítězného tahu z vyhledávání dvojic na vyhledávání trojic. Tento zásah do pravidel dramaticky mění matematický model hry. Při hledání trojic dochází k markantnímu nárůstu kognitivní zátěže, neboť hráč musí v pracovní paměti udržovat mnohem delší řetězce navzájem propojených souřadnic. Zvyšuje se také vliv kombinatoriky, jelikož odhalení dvou shodných karet nevede k okamžitému zisku, ale </w:t>
-      </w:r>
-    </w:p>
-    <w:p>
-      <w:r>
-        <w:lastRenderedPageBreak/>
-        <w:t>stává se pouze částečnou informací, která může být strategicky využita oponentem, pokud je mu známa poloha třetího prvku z dřívějších tahů.</w:t>
-      </w:r>
-    </w:p>
-    <w:p>
-      <w:pPr>
-        <w:pStyle w:val="Heading2"/>
-      </w:pPr>
-      <w:r>
-        <w:t>Softwarová implementace a převod do desktopové aplikace</w:t>
-      </w:r>
-    </w:p>
-    <w:p>
-      <w:pPr>
-        <w:rPr>
-          <w:color w:val="auto"/>
-        </w:rPr>
-      </w:pPr>
-      <w:r>
-        <w:t>Proces převodu fyzické deskové hry do formy desktopové aplikace představuje komplexní inženýrský úkol, který vyžaduje přesnou digitalizaci fyzikálních a logických principů do paměťových struktur a algoritmů. Základním předpokladem softwarové implementace je vytvoření robustního modelu, který nahradí fyzické manipulace s kartami deterministickými procesy operačního paměťového systému. V objektově orientovaném programování je herní plocha reprezentována jako dynamická kolekce grafických ovládacích prvků, přičemž každá instance karty je definována svou prostorovou souřadnicí, vizuálním stavem a skrytým identifikačním znakem.</w:t>
-      </w:r>
-    </w:p>
-    <w:p>
-      <w:r>
-        <w:t>Prvním implementačním specifikem je náhrada fyzického míchání karet algoritmickou distribucí. Počítačová aplikace k tomuto účelu využívá pseudonáhodné generátory čísel kombinované s optimálními třídicími algoritmy, jakým je například Fisher-Yates shuffle. Tento algoritmus zajišťuje, že rozložení identifikátorů do paměťové mřížky vykazuje dokonale rovnoměrné pravděpodobnostní rozdělení, čímž je vyloučena existence předvídatelných vzorů a garantována absolutní unikátnost každé nové herní partie. Samotná inicializace pole pak matematicky přepočítává jednorozměrný seznam zamíchaných hodnot do dvourozměrné ortogonální sítě pomocí operací celočíselného dělení a zbytků po dělení, což zajišťuje geometrickou symetrii uživatelského rozhraní bez ohledu na celkový počet prvků.</w:t>
-      </w:r>
-    </w:p>
-    <w:p>
-      <w:r>
-        <w:t>Zásadní technologickou přidanou hodnotou desktopové implementace je schopnost perzistentního ukládání dat a automatizace herní logiky. Fyzická hra nedisponuje pamětí; při přerušení partie je její stav nenávratně ztracen. Softwarové řešení naproti tomu umožňuje stavový automat v jakémkoliv okamžiku serializovat a uložit na pevný disk formou binárního datového souboru. Tento datový balíček obsahuje exaktní záznam o tom, který hráč je na tahu, jaké je aktuální skóre a jaká je identita a stav všech zbývajících objektů na ploše. Následná deserializace pak dokáže herní scénu pixelově přesně rekonstruovat.</w:t>
-      </w:r>
-    </w:p>
-    <w:p>
-      <w:r>
-        <w:lastRenderedPageBreak/>
-        <w:t>Vrcholem softwarové implementace je zapojení umělé inteligence, která kompenzuje absenci reálného protihráče. Algoritmus umělé inteligence musí v desktopové aplikaci simulovat kognitivní procesy lidského mozku. Tohoto efektu je dosaženo implementací dvourozměrného paměťového pole, které slouží jako virtuální pracovní paměť oponenta. Do tohoto pole systém zapisuje souřadnice odhalených karet. Aby umělá inteligence nehrála bezchybně, což by pro lidského hráče představovalo frustrující zkušenost, je do zapisovacího mechanismu vložena stochastická proměnná. Zapamatování informace podléhá pravděpodobnostní prahové funkci, která je lineárně závislá na zvolené obtížnosti. Tím desktopová aplikace posouvá tradiční herní zážitek na novou úroveň, poskytuje analytické nástroje pro měření úspěšnosti v podobě dlouhodobé databáze skóre a nabízí uživateli možnost nepřetržité interakce s variabilním logickým systémem.</w:t>
+        <w:t>Když jsou data připravena k uložení na fyzické úložiště (pevný disk), nabízí teorie softwarového inženýrství několik přístupů. Lze využít čitelné textové formáty, což však v herním prostředí přináší riziko podvádění, protože by uživatel mohl soubor snadno otevřít v textovém editoru a podívat se, kde se skrývají konkrétní karty. Z toho důvodu je teoreticky i prakticky preferována binární serializace.</w:t>
+      </w:r>
+    </w:p>
+    <w:p>
+      <w:r>
+        <w:t>Tento proces transformuje strukturovaná aplikační data do surového toku jedniček a nul (bajtů). Binární čtení a zápis jsou pro operační systém výpočetně mnohem méně náročné, což vede k okamžitému načítání uložených pozic. Datové soubory navíc nejsou pro běžného uživatele bez specializovaného softwaru interpretovatelné, čímž je zaručena bezpečnost informací o skrytých prvcích herního plánu i integrita dlouhodobých historických tabulek s dosaženými výsledky.</w:t>
       </w:r>
     </w:p>
     <w:p>
@@ -3744,72 +3795,76 @@
       </w:r>
     </w:p>
     <w:p>
+      <w:bookmarkStart w:id="32" w:name="_Toc147495630"/>
+      <w:r>
+        <w:t>Aplikace je postavena na platformě Windows Forms (WinForms) s využitím programovacího jazyka C#. Zásadní strukturální změnou bylo rozhodnutí opuštění klasického modelu otevírání nových oken (Formulářů) jako samostatných instancí. Kvůli většímu počtu formulářů, které aplikace musí obsahovat je implementován systém, kde hlavní formulář (Main.cs) slouží jako kontejner. Ostatní formuláře se neotevírají a nezavírají v samostatných oknech, ale jsou vždy vykresleny přímo do hlavního formuláře. Spuštěný je tak vždy pouze jeden hlavní proces okna. Největší výhodou tohoto kontejnerového systému je větší plynulost při přechodu mezi obrazovkami, čímž nedochází  tak často krušivému problikávání prvků operačního systému.</w:t>
+      </w:r>
+    </w:p>
+    <w:p>
+      <w:pPr>
+        <w:pStyle w:val="Heading3"/>
+      </w:pPr>
+      <w:r>
+        <w:t>Zvukový systém</w:t>
+      </w:r>
+      <w:r>
+        <w:t xml:space="preserve"> </w:t>
+      </w:r>
+      <w:bookmarkEnd w:id="32"/>
+    </w:p>
+    <w:p>
+      <w:r>
+        <w:t>Pro lepší uživatelský zážitek jsme do aplikace přidali zvukovou odezvu. Aby vše běželo hladce, hlavní formulář obsahuje metodu pro přehrávání zvuků postavenou na třídě SoundPlayer.</w:t>
+      </w:r>
+    </w:p>
+    <w:p>
+      <w:r>
+        <w:t>Díky tomuto řešení můžeme zvuky spouštět z jakéhokoliv podřízeného formuláře. Velkou výhodou je, že se zvuk při přecházení mezi okny nepřeruší a dohraje přesně tak, jak má. V aplikaci tento systém využíváme hlavně pro efekty při interakci s prostředím – typ</w:t>
+      </w:r>
+      <w:r>
+        <w:br w:type="page"/>
+      </w:r>
+    </w:p>
+    <w:p>
       <w:pPr>
         <w:rPr>
           <w:color w:val="auto"/>
         </w:rPr>
       </w:pPr>
-      <w:bookmarkStart w:id="32" w:name="_Toc147495630"/>
-      <w:r>
-        <w:t>Aplikace je postavena na platformě Windows Forms (WinForms) s využitím programovacího jazyka C#. Zásadním architektonickým rozhodnutím bylo opuštění standardního modelu otevírání nových oken (objektů typu Form) jako samostatných instancí. Kvůli většímu počtu obrazovek (menu, nastavení, samotná hra, skóre) je implementován systém, kde hlavní formulář (Main.cs) slouží jako kontejner. Ostatní formuláře se nevypínají a nezapínají v samostatných oknech, ale jsou dynamicky vykreslovány přímo do panelu v tomto hlavním formuláři pomocí dedikované metody. Spuštěný je tak vždy pouze jeden hlavní proces okna. Největší výhodou tohoto kontejnerového systému je absolutní plynulost při přechodu mezi obrazovkami, čímž nedochází k rušivému problikávání prvků operačního systému.</w:t>
-      </w:r>
     </w:p>
     <w:p>
       <w:pPr>
         <w:pStyle w:val="Heading3"/>
       </w:pPr>
       <w:r>
-        <w:t>Zvukový systém</w:t>
-      </w:r>
-      <w:r>
-        <w:t xml:space="preserve"> </w:t>
-      </w:r>
-      <w:bookmarkEnd w:id="32"/>
-    </w:p>
-    <w:p>
-      <w:r>
-        <w:t>Pro lepší uživatelský zážitek a centralizovanou správu audia obsahuje hlavní formulář metodu pro přehrávání zvuků pomocí třídy SoundPlayer. Díky tomu, že celá aplikace běží v rámci jednoho formuláře, nedochází k přerušení audio stopy při přechodu mezi sekcemi. Tento systém je využíván pro přehrávání zvukových efektů při interakci s uživatelským rozhraním, při otočení karet a také pro spuštění dedikovaného zvuku úspěchu při nalezení shodných kartiček.</w:t>
-      </w:r>
-    </w:p>
-    <w:p>
-      <w:pPr>
-        <w:spacing w:before="0" w:after="160" w:line="259" w:lineRule="auto"/>
-        <w:jc w:val="left"/>
-      </w:pPr>
-      <w:r>
-        <w:br w:type="page"/>
-      </w:r>
-    </w:p>
-    <w:p>
-      <w:pPr>
+        <w:t>Tmavý a světlý režim</w:t>
+      </w:r>
+    </w:p>
+    <w:p>
+      <w:r>
+        <w:t>Dnes už je standardem, že moderní aplikace – ať už ty webové nebo desktopové – nabízejí možnost přepnout mezi tmavým a světlým režimem. V naší aplikaci jsme celou tuto logiku sjednotili přímo v hlavním formuláři, takže nemusíme barvy nastavovat pro každé okno zvlášť.</w:t>
+      </w:r>
+    </w:p>
+    <w:p/>
+    <w:p>
+      <w:r>
+        <w:t>Srdcem obou režimů je cyklus foreach, který automaticky projde všechny ovládací prvky v kolekci Controls. Program u každého prvku (jako je Label, Button nebo TextBox) rozpozná jeho typ a podle toho mu dynamicky upraví barvu pozadí, textu nebo styl ohraničení. Díky tomuto centralizovanému přístupu vypadá celá aplikace v obou režimech vždy jednotně a profesionálně</w:t>
+      </w:r>
+      <w:r>
+        <w:t>.</w:t>
+      </w:r>
+    </w:p>
+    <w:p>
+      <w:pPr>
+        <w:pStyle w:val="Heading3"/>
         <w:rPr>
-          <w:color w:val="auto"/>
+          <w:rStyle w:val="Heading3Char"/>
         </w:rPr>
       </w:pPr>
-    </w:p>
-    <w:p>
-      <w:pPr>
-        <w:pStyle w:val="Heading3"/>
-      </w:pPr>
-      <w:r>
-        <w:t>Tmavý a světlý režim</w:t>
-      </w:r>
-    </w:p>
-    <w:p>
-      <w:pPr>
+      <w:r>
         <w:rPr>
-          <w:color w:val="auto"/>
+          <w:rStyle w:val="Heading3Char"/>
         </w:rPr>
-      </w:pPr>
-      <w:r>
-        <w:t> Aplikace plně podporuje přepínání mezi tmavým a světlým grafickým režimem. Logika je centralizována v hlavním formuláři a obsahuje metody pro aplikaci vybraného motivu napříč všemi aktivními prvky. Funkcionalita je řešena pomocí cyklu typu foreach, který iteruje přes kolekci Controls každého vloženého formuláře. Podle datového typu prvku (Label, Button, TextBox, ComboBox) program dynamicky mění barvu pozadí (BackColor), barvu textu (ForeColor) a styly ohraničení (FlatStyle), čímž je dosaženo konzistentního vzhledu celé aplikace.</w:t>
-      </w:r>
-    </w:p>
-    <w:p>
-      <w:pPr>
-        <w:pStyle w:val="Heading3"/>
-      </w:pPr>
-      <w:r>
         <w:t xml:space="preserve">Hardwarová akcelerace </w:t>
       </w:r>
     </w:p>
@@ -3866,10 +3921,26 @@
     </w:p>
     <w:p>
       <w:r>
-        <w:t>Ke čtení a zápisu uživatelských preferencí využívá aplikace binární formát souborů (.dat). Tento přístup nahrazuje textové formáty a poskytuje vysokou rychlost čtení i menší velikost souborů na disku. Soubor nastavení (settings.dat) má pevně danou binární strukturu, takže program přesně ví, jaký datový typ na jakém paměťovém offsetu (adrese) očekávat. Pro zápis jsou striktně voleny datové typy odpovídající reálnému využití číselných oborů. Většina nastavení (počet hráčů, zvuk, obtížnost, vzhled, režim barev) je ukládána jako typ Byte, který pokrývá rozsah 0 až 255.</w:t>
-      </w:r>
-      <w:r>
-        <w:t xml:space="preserve"> Zvolení tohoto typu proměné mě navíc neomezuje, protože kvůli technologii zobrazování kartiček je maximální počet karet omezen na 60.</w:t>
+        <w:t xml:space="preserve">Ke čtení a zápisu uživatelských preferencí využívá aplikace binární formát souborů (.dat). Tento přístup nahrazuje textové formáty a poskytuje vysokou rychlost čtení i menší velikost souborů na disku. Soubor nastavení (settings.dat) má pevně danou binární strukturu, takže program přesně ví, jaký datový typ na jakém paměťovém offsetu (adrese) očekávat. Pro zápis jsou striktně voleny datové typy odpovídající reálnému využití číselných oborů. Většina nastavení (počet hráčů, zvuk, obtížnost, </w:t>
+      </w:r>
+      <w:r>
+        <w:lastRenderedPageBreak/>
+        <w:t>vzhled, režim barev) je ukládána jako typ Byte, který pokrývá rozsah 0 až 255.</w:t>
+      </w:r>
+      <w:r>
+        <w:t xml:space="preserve"> Zvolení tohoto typu proměné</w:t>
+      </w:r>
+      <w:r>
+        <w:t xml:space="preserve"> hru nijak </w:t>
+      </w:r>
+      <w:r>
+        <w:t>navíc neomezuje, protože kvůli technologii zobrazování kartiček</w:t>
+      </w:r>
+      <w:r>
+        <w:t xml:space="preserve"> obrázků na kartičkách</w:t>
+      </w:r>
+      <w:r>
+        <w:t xml:space="preserve"> je maximální počet karet omezen na 60.</w:t>
       </w:r>
     </w:p>
     <w:p>
@@ -3877,7 +3948,6 @@
         <w:pStyle w:val="Heading3"/>
       </w:pPr>
       <w:r>
-        <w:lastRenderedPageBreak/>
         <w:t>Správa jmen hráčů</w:t>
       </w:r>
     </w:p>
@@ -3936,15 +4006,21 @@
       <w:pPr>
         <w:pStyle w:val="Heading2"/>
         <w:rPr>
-          <w:rFonts w:eastAsiaTheme="minorEastAsia"/>
+          <w:rFonts w:cs="Arial"/>
+          <w:bCs/>
+          <w:sz w:val="28"/>
+          <w:szCs w:val="26"/>
         </w:rPr>
       </w:pPr>
       <w:r>
+        <w:lastRenderedPageBreak/>
+        <w:t>Herní mechaniky a optimalizace grafiky</w:t>
+      </w:r>
+      <w:r>
         <w:rPr>
-          <w:rFonts w:eastAsiaTheme="minorEastAsia"/>
+          <w:bCs/>
         </w:rPr>
-        <w:lastRenderedPageBreak/>
-        <w:t>Herní mechaniky</w:t>
+        <w:t>¨</w:t>
       </w:r>
     </w:p>
     <w:p>
@@ -3956,13 +4032,11 @@
       </w:r>
     </w:p>
     <w:p>
-      <w:pPr>
-        <w:rPr>
-          <w:color w:val="auto"/>
-        </w:rPr>
-      </w:pPr>
-      <w:r>
-        <w:t>Samotná logika (Game.cs) inicializuje herní smyčku s generováním pole. Cílem hráče je najít 3 shodné kartičky (trojice). Pokud se tři vybrané kartičky shodují svými identifikátory (Tagy), hráč získává bod a je mu umožněno pokračovat dalším tahem. Hra průběžně sleduje stav herního pole a končí v momentě, kdy je odstraněna poslední karta. Následně se vyhodnotí hráč s nejvyšším počtem bodů a data jsou odeslána k serializaci do historie.</w:t>
+      <w:r>
+        <w:t>Samotná logika implementovaná ve třídě Game.cs inicializuje herní smyčku spojenou s generováním hracího pole. Cílem hráče v této aplikaci je najít rovnou tři shodné kartičky (trojice). Pokud se tři vybrané kartičky shodují svými interními identifikátory (vlastnost Tag), hráč získává bod, karty jsou logicky vyřazeny z dalšího hraní a hráči je umožněno pokračovat dalším tahem. Hra průběžně sleduje stav herního pole a končí v momentě, kdy je odstraněna poslední karta. Následně se vyhodnotí hráč s nejvyšším počtem bodů a formulář Endgame.cs zobrazí finální výsledky před jejich odesláním do historie.</w:t>
+      </w:r>
+      <w:r>
+        <w:t>Systém získávání obrázku kartičky a optimalizace grafiky</w:t>
       </w:r>
     </w:p>
     <w:p>
@@ -3970,28 +4044,18 @@
         <w:pStyle w:val="Heading3"/>
       </w:pPr>
       <w:r>
-        <w:t>Systém získávání obrázku kartičky a optimalizace grafiky</w:t>
-      </w:r>
-    </w:p>
-    <w:p>
-      <w:pPr>
-        <w:rPr>
-          <w:color w:val="auto"/>
-        </w:rPr>
-      </w:pPr>
-      <w:r>
-        <w:t xml:space="preserve">Při vyšším počtu karet by bylo neefektivní načítat každý obrázek z pevného disku samostatně jako individuální soubor. </w:t>
-      </w:r>
-      <w:r>
-        <w:t>Jako systém pro zobrazování kartiček je použit altas, neboli více kartiček vedle sebe.</w:t>
-      </w:r>
-    </w:p>
-    <w:p>
-      <w:r>
-        <w:t>Kartičky si následně při vykreslování dynamicky "vyřezávají" svůj specifický obrázek na základě matematického výpočtu souřadnic z vlastnosti Tag. Tento přístup extrémně šetří operační paměť a urychluje načítání. Pro další optimalizaci hardwarových nároků jsou všechny dostupné grafické atlasy zkomprimovány na barevnou hloubku 256 barev, což zachovává vizuální čistotu při minimální velikosti souboru.</w:t>
-      </w:r>
-      <w:r>
-        <w:t xml:space="preserve"> Tyto atlasy jsou následně ještě uloženy v režimu 256 barev.</w:t>
+        <w:t>Systém získávání obrázku kartičky a optimalizace textur</w:t>
+      </w:r>
+      <w:r>
+        <w:t>¨</w:t>
+      </w:r>
+    </w:p>
+    <w:p>
+      <w:r>
+        <w:t>Při vyšším počtu karet na hrací ploše by bylo neefektivní načítat každý obrázek z pevného disku samostatně jako individuální soubor. Jako systém pro zobrazování kartiček je proto využit grafický atlas (PexesoSheet1.png). Jednotlivé karty si následně při vykreslování dynamicky „vyřezávají“ svůj specifický obrázek na základě matematického výpočtu souřadnic z vlastnosti Tag. Tento přístup extrémně šetří operační paměť a urychluje načítání samotné hry. Pro další optimalizaci hardwarových nároků jsou všechny dostupné grafické atlasy zkomprimovány na barevnou hloubku 256 barev, což zachovává vizuální čistotu při minimální velikosti souboru.</w:t>
+      </w:r>
+      <w:r>
+        <w:t>Zobrazení všech kartiček</w:t>
       </w:r>
     </w:p>
     <w:p>
@@ -3999,86 +4063,269 @@
         <w:pStyle w:val="Heading3"/>
       </w:pPr>
       <w:r>
-        <w:t>Zobrazení všech kartiček</w:t>
-      </w:r>
-    </w:p>
-    <w:p>
-      <w:r>
-        <w:t>B</w:t>
-      </w:r>
-      <w:r>
-        <w:t>ěhem vývoje a pro potřeby testování velkých herních polí byl implementován skrytý vývojářský režim. Pomocí vlastnosti KeyPreview formulář odchytává stisky kláves. Po stisknutí specifické klávesy (klávesa hvězdička) na klávesnici program aktivuje debugovací mód, který dočasně překreslí pozadí všech aktuálně aktivních karet v poli a odhalí jejich lícovou stranu bez ohledu na pravidla hry. Tímto způsobem je možné okamžitě vizuálně verifikovat správnost rozložení karet a funkčnost míchacího algoritmu bez nutnosti zdlouhavého hraní testovacích partií.</w:t>
-      </w:r>
-    </w:p>
-    <w:p>
-      <w:pPr>
-        <w:pStyle w:val="Heading2"/>
-      </w:pPr>
-      <w:r>
-        <w:lastRenderedPageBreak/>
-        <w:t>Umělá inteligence</w:t>
-      </w:r>
-    </w:p>
-    <w:p>
-      <w:pPr>
-        <w:pStyle w:val="Heading3"/>
-      </w:pPr>
-      <w:r>
-        <w:t>Úrovně obtížností</w:t>
-      </w:r>
-    </w:p>
-    <w:p>
-      <w:r>
-        <w:t>Algoritmus umělé inteligenc</w:t>
-      </w:r>
-      <w:r>
-        <w:t xml:space="preserve">e, nacházející se ve třídě AI.cs se </w:t>
-      </w:r>
-      <w:r>
-        <w:t>rozlišuje</w:t>
-      </w:r>
-      <w:r>
-        <w:t xml:space="preserve"> na</w:t>
-      </w:r>
-      <w:r>
-        <w:t xml:space="preserve"> tři různé obtížnosti, které manipulují s pravděpodobností uložení informace do paměti. Nejlehčí obtížnost zcela postrádá logické uvažování a vybírá trojici karet z dostupného herního pole výhradně na bázi náhody (instrukce Random). Normální a těžká obtížnost jsou podstatně složitější a mají za cíl věrně napodobit reálného lidského oponenta, který dokáže vnímat a pamatovat si pozice odhalených karet na stole. U normální obtížnosti má algoritmus 20% šanci na zapamatování spatřené karty, zatímco u těžké obtížnosti tato hodnota stoupá na 55 %.</w:t>
-      </w:r>
-    </w:p>
-    <w:p>
-      <w:pPr>
-        <w:pStyle w:val="Heading3"/>
-      </w:pPr>
-      <w:r>
-        <w:t>Architektura virtuální paměti</w:t>
-      </w:r>
-    </w:p>
-    <w:p>
-      <w:r>
-        <w:t>Klíčovým prvkem složitějších obtížností je virtuální paměť reprezentovaná statickým dvourozměrným polem o velikosti [100, 3]. Toto pole funguje jako tabulka paměťových záznamů. První dimenze pole slouží jako primární klíč (identifikátor Tag odhalené karty, do hodnoty 100), druhá dimenze pojme až 3 konkrétní instance fyzických tlačítek (kartiček na stole), které tento obrázek obsahují. Umělá inteligence toto pole plní za běhu hry na základě toho, jaké karty odhaluje ona sama nebo lidský oponent.</w:t>
-      </w:r>
-    </w:p>
-    <w:p>
-      <w:pPr>
-        <w:pStyle w:val="Heading3"/>
-      </w:pPr>
-      <w:r>
-        <w:t>Rozhodovací strom umělé</w:t>
-      </w:r>
-    </w:p>
-    <w:p>
-      <w:r>
-        <w:t>Při provádění tahu oponenta analyzuje umělá inteligence dostupná data v několika krocích. Nejprve prohledá své dvourozměrné pole, zda u některého indexu neeviduje rovnou celou trojici. Pokud ano, zahraje neomylný tah. Pokud eviduje pouze dvojici shodných karet, odhalí obě známé karty a třetí kartu nutnou do kombinace se pokusí uhodnout náhodným výběrem ze zbytku hrací plochy. Jestliže virtuální paměť neobsahuje žádné páry, algoritmus vybere první kartu náhodně a ihned po jejím odhalení překontroluje paměť, zda k ní nenajde v historii záznamů odpovídající protějšky. Tento systém dynamicky reaguje na vývoj na stole a poskytuje adekvátní výzvu.</w:t>
-      </w:r>
-    </w:p>
-    <w:p>
-      <w:pPr>
-        <w:pStyle w:val="uvodzaver"/>
-      </w:pPr>
+        <w:t>Vývojářský režim a vizuální ladění</w:t>
+      </w:r>
+    </w:p>
+    <w:p>
       <w:bookmarkStart w:id="37" w:name="_Toc144753409"/>
       <w:bookmarkStart w:id="38" w:name="_Toc144746940"/>
       <w:bookmarkStart w:id="39" w:name="_Toc515880902"/>
       <w:bookmarkStart w:id="40" w:name="_Toc147495643"/>
       <w:r>
+        <w:t>Během vývoje a pro potřeby testování velkých herních polí byl implementován skrytý vývojářský režim. Pomocí vlastnosti KeyPreview formulář neustále odchytává stisky kláves. Po stisknutí specifické klávesy (hvězdičky) program aktivuje debugovací mód, který dočasně překreslí pozadí všech aktuálně aktivních karet v poli a odhalí jejich lícovou stranu bez ohledu na pravidla hry. Tímto způsobem je možné okamžitě vizuálně verifikovat správnost rozložení karet a funkčnost míchacího algoritmu.</w:t>
+      </w:r>
+    </w:p>
+    <w:p>
+      <w:pPr>
+        <w:spacing w:before="0" w:after="160" w:line="259" w:lineRule="auto"/>
+        <w:jc w:val="left"/>
+      </w:pPr>
+      <w:r>
+        <w:br w:type="page"/>
+      </w:r>
+    </w:p>
+    <w:p>
+      <w:pPr>
+        <w:pStyle w:val="Heading2"/>
+      </w:pPr>
+      <w:r>
+        <w:lastRenderedPageBreak/>
+        <w:t>Umělá inteligence a simulace oponenta</w:t>
+      </w:r>
+    </w:p>
+    <w:p>
+      <w:pPr>
+        <w:pStyle w:val="Heading3"/>
+      </w:pPr>
+      <w:r>
+        <w:t>Úrovně obtížností</w:t>
+      </w:r>
+    </w:p>
+    <w:p>
+      <w:r>
+        <w:t xml:space="preserve">Algoritmus umělé inteligence, který </w:t>
+      </w:r>
+      <w:r>
+        <w:t xml:space="preserve">se nachází </w:t>
+      </w:r>
+      <w:r>
+        <w:t>ve třídě AI.cs, se rozlišuje na tři různé obtížnosti manipulující s pravděpodobností uložení informace do paměti stroje. Nejlehčí obtížnost zcela postrádá logické uvažování a vybírá trojici karet z dostupného herního pole výhradně na bázi náhody. Normální a těžká obtížnost mají za cíl věrně napodobit reálného lidského oponenta. U normální obtížnosti má algoritmus 20% šanci na zapamatování spatřené karty, zatímco u těžké obtížnosti tato hodnota stoupá na 55 %.</w:t>
+      </w:r>
+    </w:p>
+    <w:p>
+      <w:pPr>
+        <w:pStyle w:val="Heading3"/>
+      </w:pPr>
+      <w:r>
+        <w:t>Architektura virtuální paměti</w:t>
+      </w:r>
+    </w:p>
+    <w:p>
+      <w:r>
+        <w:t>Klíčovým prvkem umělé inteligence je virtuální paměť reprezentovaná statickým dvourozměrným polem tlačítek o velikosti [100, 3]. Toto pole funguje jako interní tabulka paměťových záznamů. První dimenze pole slouží jako primární klíč (identifikátor Tag odhalené karty limitovaný hodnotou 100), druhá dimenze pojme až tři konkrétní instance fyzických tlačítek na stole. Umělá inteligence toto pole dynamicky plní metodou VidelJsemKartu() za běhu hry na základě toho, jaké karty jsou zrovna odhalovány.</w:t>
+      </w:r>
+    </w:p>
+    <w:p>
+      <w:pPr>
+        <w:pStyle w:val="Heading3"/>
+      </w:pPr>
+      <w:r>
+        <w:t>Rozhodovací strom umělé inteligence</w:t>
+      </w:r>
+    </w:p>
+    <w:p>
+      <w:pPr>
+        <w:pStyle w:val="Pokraovn"/>
+      </w:pPr>
+      <w:r>
+        <w:t>Při provádění tahu oponenta analyzuje AI dostupná data v několika krocích. Nejprve prohledá své dvourozměrné pole, zda u některého indexu neeviduje rovnou celou trojici. Pokud ano, zahraje neomylný tah. Pokud eviduje pouze dvojici shodných karet, odhalí obě známé karty a třetí kartu nutnou do kombinace se pokusí uhodnout náhodným výběrem ze zbytku hrací plochy. Jestliže virtuální paměť neobsahuje žádné užitečné páry, algoritmus vybere první kartu náhodně a ihned po jejím odhalení překontroluje paměť, zda k ní nenajde odpovídající protějšky. Tento systém dynamicky reaguje na vývoj na stole a poskytuje adekvátní výzvu.</w:t>
+      </w:r>
+      <w:r>
+        <w:t>´</w:t>
+      </w:r>
+    </w:p>
+    <w:p>
+      <w:pPr>
+        <w:pStyle w:val="Heading2"/>
+      </w:pPr>
+      <w:r>
+        <w:lastRenderedPageBreak/>
+        <w:t>Perzistence dat a komplexní systém ukládání souborů</w:t>
+      </w:r>
+    </w:p>
+    <w:p>
+      <w:pPr>
+        <w:pStyle w:val="Heading3"/>
+      </w:pPr>
+      <w:r>
+        <w:t>Využití binární serializace v</w:t>
+      </w:r>
+      <w:r>
+        <w:t> </w:t>
+      </w:r>
+      <w:r>
+        <w:t>aplikaci</w:t>
+      </w:r>
+    </w:p>
+    <w:p>
+      <w:pPr>
+        <w:pStyle w:val="Pokraovn"/>
+      </w:pPr>
+      <w:r>
+        <w:t>Ke čtení a zápisu všech dat využívá aplikace výhradně binární formát souborů (.dat). Tento přístup nahrazuje běžně používané textové formáty a poskytuje vysokou rychlost čtení i menší velikost souborů na disku. Binární soubor je navíc pro běžného uživatele nečitelný, což znemožňuje neoprávněnou manipulaci s uloženými pozicemi karet. K obsluze datových toků je využíváno instancí tříd FileStream, BinaryReader a BinaryWriter.</w:t>
+      </w:r>
+    </w:p>
+    <w:p>
+      <w:pPr>
+        <w:pStyle w:val="Heading3"/>
+      </w:pPr>
+      <w:r>
+        <w:t>Ukládání uživatelských preferencí a jmen hráčů</w:t>
+      </w:r>
+    </w:p>
+    <w:p>
+      <w:r>
+        <w:t>Soubor celkového nastavení (settings.dat) má pevně danou binární strukturu, takže program přesně ví, jaký datový typ na jakém paměťovém offsetu očekávat. Pro zápis jsou striktně voleny datové typy odpovídající reálnému využití číselných oborů. Většina nastavení (počet hráčů, zvuk, obtížnost, vzhled, režim barev) je ukládána jako typ Byte, který pokrývá rozsah 0 až 255. Zvolení tohoto typu hru nijak neomezuje, protože maximální počet karet je limitován na 60.</w:t>
+      </w:r>
+    </w:p>
+    <w:p>
+      <w:r>
+        <w:t>Jména hráčů jsou zpracovávána ve formuláři a ukládána do souboru seznamHracu.dat. Program před spuštěním hry dynamicky generuje textová pole podle počtu hráčů. Před uložením probíhá validace (kontrola pomocí metody IsNullOrWhiteSpace), aby žádné jméno nezůstalo prázdné. Následně se řetězce zapíší do souboru.</w:t>
+      </w:r>
+    </w:p>
+    <w:p>
+      <w:pPr>
+        <w:pStyle w:val="Heading3"/>
+      </w:pPr>
+      <w:r>
+        <w:t>Architektura uložených her a rekonstrukce stavu</w:t>
+      </w:r>
+    </w:p>
+    <w:p>
+      <w:pPr>
+        <w:rPr>
+          <w:color w:val="auto"/>
+        </w:rPr>
+      </w:pPr>
+      <w:r>
+        <w:t>Pro uložení rozehrané partie je vytvořen robustní systém. Hra umožňuje uživateli uložit postup do jednoho ze tří dedikovaných slotů (</w:t>
+      </w:r>
+      <w:r>
+        <w:rPr>
+          <w:rStyle w:val="HTMLCode"/>
+        </w:rPr>
+        <w:t>savegame1.dat</w:t>
+      </w:r>
+      <w:r>
+        <w:t xml:space="preserve"> až </w:t>
+      </w:r>
+      <w:r>
+        <w:rPr>
+          <w:rStyle w:val="HTMLCode"/>
+        </w:rPr>
+        <w:t>savegame3.dat</w:t>
+      </w:r>
+      <w:r>
+        <w:t>). Datová struktura na začátku deklaruje hlavičku s metadaty o hře, jako je index aktuálního hráče, počet karet a počet hráčů. Následně se ukládají jména a pole skóre.</w:t>
+      </w:r>
+    </w:p>
+    <w:p>
+      <w:r>
+        <w:t>Nejzásadnější částí uložení je iterativní záznam samotného herního pole. Neukládají se fyzické pozice karet na obrazovce, ale pouze sekvence dat určující jejich vlastnosti. Zapisuje se logická hodnota (</w:t>
+      </w:r>
+      <w:r>
+        <w:rPr>
+          <w:rStyle w:val="HTMLCode"/>
+        </w:rPr>
+        <w:t>Boolean</w:t>
+      </w:r>
+      <w:r>
+        <w:t xml:space="preserve">), zda je karta stále aktivní (neuhodnutá), a klíčová vlastnost </w:t>
+      </w:r>
+      <w:r>
+        <w:rPr>
+          <w:rStyle w:val="HTMLCode"/>
+        </w:rPr>
+        <w:t>Tag</w:t>
+      </w:r>
+      <w:r>
+        <w:t xml:space="preserve">, která funguje jako primární identifikátor pro grafiku. Z tohoto </w:t>
+      </w:r>
+      <w:r>
+        <w:lastRenderedPageBreak/>
+        <w:t xml:space="preserve">sekvenčního zápisu dokáže program při načítání ve formuláři </w:t>
+      </w:r>
+      <w:r>
+        <w:rPr>
+          <w:rStyle w:val="HTMLCode"/>
+        </w:rPr>
+        <w:t>LoadGame.cs</w:t>
+      </w:r>
+      <w:r>
+        <w:t xml:space="preserve"> matematicky zrekonstruovat přesné souřadnice všech karet v mřížce.</w:t>
+      </w:r>
+    </w:p>
+    <w:p>
+      <w:pPr>
+        <w:pStyle w:val="Heading3"/>
+      </w:pPr>
+      <w:r>
+        <w:t>Zápis do historie a systém skóre</w:t>
+      </w:r>
+    </w:p>
+    <w:p>
+      <w:pPr>
+        <w:pStyle w:val="Pokraovn"/>
+      </w:pPr>
+      <w:r>
+        <w:t>Skóre a výsledky jednotlivých partií se chronologicky přidávají do souboru history.dat. Pro zpracování statistik je implementována dedikovaná třída ZaznamHrace, která v paměti agreguje data (počet celkových výher, proher a nasbíraných karet). Algoritmus umí ze surových dat rozpoznat absolutního vítěze nebo remízu podle dosaženého skóre na konci partie. Tabulka historie navíc obsahuje vlastní systém řazení, který umožňuje dynamicky překreslovat data podle zvoleného kritéria.</w:t>
+      </w:r>
+    </w:p>
+    <w:p>
+      <w:pPr>
+        <w:pStyle w:val="Heading2"/>
+      </w:pPr>
+      <w:r>
+        <w:t>Správa paměti a životní cyklus aplikace</w:t>
+      </w:r>
+    </w:p>
+    <w:p>
+      <w:pPr>
+        <w:pStyle w:val="Heading3"/>
+      </w:pPr>
+      <w:r>
+        <w:t>Úklid paměti v prostředí platformy .NET</w:t>
+      </w:r>
+    </w:p>
+    <w:p>
+      <w:pPr>
+        <w:pStyle w:val="Pokraovn"/>
+      </w:pPr>
+      <w:r>
+        <w:t>Vzhledem k práci s velkým množstvím vizuálních prvků a tlačítek v aplikaci je využíván automatický systém správy paměti (Garbage Collector). Pokud je například ukončena stávající rozehraná partie a uživatel se vrátí do hlavního menu, systém na pozadí detekuje, že instance starého formuláře Game a jeho desítky grafických ovládacích prvků již nemají žádnou referenci, a uvolní jimi zabranou operační paměť.</w:t>
+      </w:r>
+    </w:p>
+    <w:p>
+      <w:pPr>
+        <w:pStyle w:val="Heading3"/>
+      </w:pPr>
+      <w:r>
+        <w:t>Správa nespravovaných zdrojů</w:t>
+      </w:r>
+    </w:p>
+    <w:p>
+      <w:pPr>
+        <w:pStyle w:val="Pokraovn"/>
+      </w:pPr>
+      <w:r>
+        <w:t>Některé komponenty, jako jsou grafické bitmapy nebo zvukové toky, spadají do kategorie nespravovaných zdrojů. Aby nedocházelo k únikům paměti (Memory Leaks), je v kódu dbáno na správné uvolňování prostředků prostřednictvím metod Dispose(), které se volají při zavírání herních formulářů nebo při nahrazování grafických atlasů novými instancemi.</w:t>
+      </w:r>
+    </w:p>
+    <w:p>
+      <w:pPr>
+        <w:pStyle w:val="uvodzaver"/>
+      </w:pPr>
+      <w:r>
         <w:lastRenderedPageBreak/>
         <w:t>Z</w:t>
       </w:r>
@@ -4093,6 +4340,18 @@
     <w:p>
       <w:r>
         <w:t>Cílem této práce bylo navrhnout a vytvořit plně funkční desktopovou aplikaci karetní hry pexeso. Výsledným produktem je stabilní softwarové řešení v jazyce C# nad platformou .NET. Tradiční model hry byl úspěšně rozšířen na výpočetně náročnější vyhledávání trojic, což si vyžádalo implementaci pokročilé správy stavů herního pole a synchronizaci událostmi řízených uživatelských vstupů s herní smyčkou.</w:t>
+      </w:r>
+    </w:p>
+    <w:p/>
+    <w:p>
+      <w:r>
+        <w:t xml:space="preserve">Cílem této práce bylo navrhnout a zrealizovat plně funkční desktopovou verzi klasické stolní hry. Výsledkem této práce je funční a stabilní softwarové řešení v jazyce C# </w:t>
+      </w:r>
+      <w:r>
+        <w:t>platformou .NET.</w:t>
+      </w:r>
+      <w:r>
+        <w:t xml:space="preserve"> Oproti tradiční stolní verzi hry nabízí tato verze obrížnější hru s trojicemi kartiček. </w:t>
       </w:r>
     </w:p>
     <w:p>
@@ -4125,12 +4384,9 @@
       </w:r>
       <w:bookmarkStart w:id="46" w:name="_Ref224783588"/>
       <w:r>
-        <w:t>Pexeso. In: Wikipedie: otevřená encyklopedie [online]. San Francisco (CA): Wikimedia Foundation, 2001-, poslední aktualizace 16. 2. 2024 [cit. 2024-05-22]. Dostupné z:</w:t>
-      </w:r>
-      <w:r>
-        <w:t xml:space="preserve"> </w:t>
-      </w:r>
-      <w:hyperlink r:id="rId11" w:history="1">
+        <w:t xml:space="preserve">Pexeso. In: Wikipedie: otevřená encyklopedie [online]. San Francisco (CA): Wikimedia Foundation, 2001-, poslední aktualizace 16. 2. 2024 [cit. 2024-05-22]. Dostupné z: </w:t>
+      </w:r>
+      <w:hyperlink r:id="rId13" w:history="1">
         <w:r>
           <w:rPr>
             <w:rStyle w:val="Hyperlink"/>
@@ -4153,24 +4409,12 @@
       <w:r>
         <w:t xml:space="preserve">ANGRYHACKER. FLICKERING IN A WINDOWS FORMS APP [ONLINE]. STACK OVERFLOW, 20. 7. 2010 [CIT. 2026-03-18]. DOSTUPNÉ Z: </w:t>
       </w:r>
-      <w:hyperlink r:id="rId12" w:history="1">
+      <w:hyperlink r:id="rId14" w:history="1">
         <w:r>
           <w:rPr>
             <w:rStyle w:val="Hyperlink"/>
           </w:rPr>
-          <w:t>FLICKERING IN A WINDOW</w:t>
-        </w:r>
-        <w:r>
-          <w:rPr>
-            <w:rStyle w:val="Hyperlink"/>
-          </w:rPr>
-          <w:t>S</w:t>
-        </w:r>
-        <w:r>
-          <w:rPr>
-            <w:rStyle w:val="Hyperlink"/>
-          </w:rPr>
-          <w:t xml:space="preserve"> FORMS AP</w:t>
+          <w:t>FLICKERING IN A WINDOWS FORMS AP</w:t>
         </w:r>
         <w:bookmarkEnd w:id="47"/>
         <w:r>
@@ -4412,7 +4656,7 @@
       <w:bookmarkEnd w:id="57"/>
     </w:p>
     <w:sectPr>
-      <w:footerReference w:type="default" r:id="rId13"/>
+      <w:footerReference w:type="default" r:id="rId15"/>
       <w:pgSz w:w="11906" w:h="16838"/>
       <w:pgMar w:top="1701" w:right="1418" w:bottom="1701" w:left="2268" w:header="709" w:footer="709" w:gutter="0"/>
       <w:cols w:space="708"/>
@@ -8812,6 +9056,19 @@
       <w:u w:val="single"/>
     </w:rPr>
   </w:style>
+  <w:style w:type="character" w:styleId="HTMLCode">
+    <w:name w:val="HTML Code"/>
+    <w:basedOn w:val="DefaultParagraphFont"/>
+    <w:uiPriority w:val="99"/>
+    <w:semiHidden/>
+    <w:unhideWhenUsed/>
+    <w:rsid w:val="00411D7F"/>
+    <w:rPr>
+      <w:rFonts w:ascii="Courier New" w:eastAsia="Times New Roman" w:hAnsi="Courier New" w:cs="Courier New"/>
+      <w:sz w:val="20"/>
+      <w:szCs w:val="20"/>
+    </w:rPr>
+  </w:style>
 </w:styles>
 </file>
 
